--- a/Templates/шаблоны актов без залогов/юр инициир набл + конкурс/Конкурсное_ВКЛ_в_РТК (без залога).docx
+++ b/Templates/шаблоны актов без залогов/юр инициир набл + конкурс/Конкурсное_ВКЛ_в_РТК (без залога).docx
@@ -795,7 +795,7 @@
         <w:rPr>
           <w:rFonts w:ascii="Times New Roman" w:hAnsi="Times New Roman" w:cs="Times New Roman"/>
         </w:rPr>
-        <w:t>Включить требование «[989]» (ИНН [991], ОГРН [990], адрес регистрации: [988]) [12] руб., из которых: [13] руб. – просроченный основной долг, [14] руб. - просроченные проценты, [15] руб. - неустойка., в третью очередь реестра требований кредиторов должника.</w:t>
+        <w:t>Включить требование «[989]» (ИНН [991], ОГРН [990], адрес регистрации: [988]) в размере [12] руб., из которых: [13] руб. – просроченный основной долг, [14] руб. - просроченные проценты, [15] руб. - неустойка., в третью очередь реестра требований кредиторов должника.</w:t>
       </w:r>
     </w:p>
     <w:p>
